--- a/_diffusione-opera/ALLEGATO_SCHEDA_DELL_OPERA.docx
+++ b/_diffusione-opera/ALLEGATO_SCHEDA_DELL_OPERA.docx
@@ -65,7 +65,25 @@
           <w:sz w:val="24"/>
           <w:szCs w:val="24"/>
         </w:rPr>
-        <w:t xml:space="preserve">Un corpus di ricerca storica sul caso Moro e sul suo contesto internazionale, prodotto fra il 2025 e il 2026 con sistemi di intelligenza artificiale sotto direzione umana e sotto una disciplina metodologica scritta prima del lavoro e resa vincolante.</w:t>
+        <w:t xml:space="preserve">Un corpus di ricerca storica sul caso Moro e sul suo contesto internazionale, prodotto nel 2026 con sistemi di intelligenza artificiale sotto direzione umana e sotto una disciplina metodologica vincolante, </w:t>
+      </w:r>
+      <w:r>
+        <w:rPr>
+          <w:rFonts w:ascii="Barlow Semi Condensed" w:cs="Barlow Semi Condensed" w:eastAsia="Barlow Semi Condensed" w:hAnsi="Barlow Semi Condensed"/>
+          <w:b/>
+          <w:bCs/>
+          <w:sz w:val="24"/>
+          <w:szCs w:val="24"/>
+        </w:rPr>
+        <w:t xml:space="preserve">scritta prima di ciascun lotto di lavoro e riscritta ogni volta che un lotto la incrinava</w:t>
+      </w:r>
+      <w:r>
+        <w:rPr>
+          <w:rFonts w:ascii="Barlow Semi Condensed" w:cs="Barlow Semi Condensed" w:eastAsia="Barlow Semi Condensed" w:hAnsi="Barlow Semi Condensed"/>
+          <w:sz w:val="24"/>
+          <w:szCs w:val="24"/>
+        </w:rPr>
+        <w:t xml:space="preserve">. L'accrescimento è datato: il registro delle revisioni assegna a ciascuna regola il giorno e l'ora del lavoro che l'ha resa necessaria.</w:t>
       </w:r>
     </w:p>
     <w:p>

--- a/_diffusione-opera/ALLEGATO_SCHEDA_DELL_OPERA.docx
+++ b/_diffusione-opera/ALLEGATO_SCHEDA_DELL_OPERA.docx
@@ -99,7 +99,7 @@
           <w:sz w:val="24"/>
           <w:szCs w:val="24"/>
         </w:rPr>
-        <w:t xml:space="preserve">Non è una ricostruzione dei fatti del 1978.</w:t>
+        <w:t xml:space="preserve">Il corpus non è, nel suo impianto, una ricostruzione dei fatti del 1978.</w:t>
       </w:r>
       <w:r>
         <w:rPr>
@@ -126,6 +126,48 @@
           <w:szCs w:val="24"/>
         </w:rPr>
         <w:t xml:space="preserve">: domande formulate in modo che qualcuno possa andare in archivio a rispondervi, ciascuna col grado di ciò che si sa già e con la sede in cui si cercherebbe.</w:t>
+      </w:r>
+    </w:p>
+    <w:p>
+      <w:pPr>
+        <w:spacing w:after="120" w:line="276"/>
+        <w:jc w:val="both"/>
+      </w:pPr>
+      <w:r>
+        <w:rPr>
+          <w:rFonts w:ascii="Barlow Semi Condensed" w:cs="Barlow Semi Condensed" w:eastAsia="Barlow Semi Condensed" w:hAnsi="Barlow Semi Condensed"/>
+          <w:b/>
+          <w:bCs/>
+          <w:sz w:val="24"/>
+          <w:szCs w:val="24"/>
+        </w:rPr>
+        <w:t xml:space="preserve">Un solo Libro fa eccezione, e la dichiara.</w:t>
+      </w:r>
+      <w:r>
+        <w:rPr>
+          <w:rFonts w:ascii="Barlow Semi Condensed" w:cs="Barlow Semi Condensed" w:eastAsia="Barlow Semi Condensed" w:hAnsi="Barlow Semi Condensed"/>
+          <w:sz w:val="24"/>
+          <w:szCs w:val="24"/>
+        </w:rPr>
+        <w:t xml:space="preserve"> Il Libro quarto — il Dossier maggiore dell'autore, «Una Pace senza Pace · Tutta la verità», opera anteriore al corpus e qui conservata per intero anziché riscritta — ricostruisce i fatti e, nella sua seconda metà, congeda dichiaratamente la sospensione prudente per ordinare secondo la plausibilità del coinvolgimento. </w:t>
+      </w:r>
+      <w:r>
+        <w:rPr>
+          <w:rFonts w:ascii="Barlow Semi Condensed" w:cs="Barlow Semi Condensed" w:eastAsia="Barlow Semi Condensed" w:hAnsi="Barlow Semi Condensed"/>
+          <w:b/>
+          <w:bCs/>
+          <w:sz w:val="24"/>
+          <w:szCs w:val="24"/>
+        </w:rPr>
+        <w:t xml:space="preserve">Ordina categorie di soggetti, non nomi individuali</w:t>
+      </w:r>
+      <w:r>
+        <w:rPr>
+          <w:rFonts w:ascii="Barlow Semi Condensed" w:cs="Barlow Semi Condensed" w:eastAsia="Barlow Semi Condensed" w:hAnsi="Barlow Semi Condensed"/>
+          <w:sz w:val="24"/>
+          <w:szCs w:val="24"/>
+        </w:rPr>
+        <w:t xml:space="preserve">: i condannati in via definitiva, gli apparati coinvolti nei depistaggi, i portatori d'interesse esterno. L'eccezione è registrata nella disciplina in copertina dell'opera, ripetuta nella nota che apre quel Libro, e vale per quel Libro soltanto.</w:t>
       </w:r>
     </w:p>
     <w:p>
@@ -767,15 +809,15 @@
           <w:sz w:val="24"/>
           <w:szCs w:val="24"/>
         </w:rPr>
-        <w:t xml:space="preserve">Nessuna persona è indicata come responsabile di reato oltre il giudicato definitivo</w:t>
-      </w:r>
-      <w:r>
-        <w:rPr>
-          <w:rFonts w:ascii="Barlow Semi Condensed" w:cs="Barlow Semi Condensed" w:eastAsia="Barlow Semi Condensed" w:hAnsi="Barlow Semi Condensed"/>
-          <w:sz w:val="24"/>
-          <w:szCs w:val="24"/>
-        </w:rPr>
-        <w:t xml:space="preserve">, e nessuna graduatoria di colpa è compilata per persone.</w:t>
+        <w:t xml:space="preserve">Nessuna persona è indicata come responsabile di reato oltre il giudicato definitivo.</w:t>
+      </w:r>
+      <w:r>
+        <w:rPr>
+          <w:rFonts w:ascii="Barlow Semi Condensed" w:cs="Barlow Semi Condensed" w:eastAsia="Barlow Semi Condensed" w:hAnsi="Barlow Semi Condensed"/>
+          <w:sz w:val="24"/>
+          <w:szCs w:val="24"/>
+        </w:rPr>
+        <w:t xml:space="preserve"> Nessuna graduatoria di colpa è compilata, con una sola eccezione dichiarata: il Libro quarto, nella seconda metà, ordina secondo la plausibilità del coinvolgimento — per categorie di soggetti, non per nomi individuali — e lo avverte in apertura. Ordinare per plausibilità non è condannare, l'eccezione vale per quel Libro soltanto, e nessuna sua affermazione è trasportata negli altri.</w:t>
       </w:r>
     </w:p>
     <w:p>

--- a/_diffusione-opera/ALLEGATO_SCHEDA_DELL_OPERA.docx
+++ b/_diffusione-opera/ALLEGATO_SCHEDA_DELL_OPERA.docx
@@ -29,7 +29,7 @@
           <w:sz w:val="24"/>
           <w:szCs w:val="24"/>
         </w:rPr>
-        <w:t xml:space="preserve">Una pagina. È l'allegato che accompagna ogni proposta, invariato, in modo che tre editori diversi ricevano gli stessi numeri. Aggiornata al 26 agosto 2026.</w:t>
+        <w:t xml:space="preserve">Una pagina. È l'allegato che accompagna ogni proposta, invariato, in modo che tre editori diversi ricevano gli stessi numeri. Aggiornata al 27 agosto 2026.</w:t>
       </w:r>
     </w:p>
     <w:p>
@@ -335,7 +335,7 @@
                 <w:sz w:val="20"/>
                 <w:szCs w:val="20"/>
               </w:rPr>
-              <w:t xml:space="preserve">1.331</w:t>
+              <w:t xml:space="preserve">2.425</w:t>
             </w:r>
             <w:r>
               <w:rPr>
@@ -353,15 +353,15 @@
                 <w:sz w:val="20"/>
                 <w:szCs w:val="20"/>
               </w:rPr>
-              <w:t xml:space="preserve">47</w:t>
-            </w:r>
-            <w:r>
-              <w:rPr>
-                <w:rFonts w:ascii="Barlow Semi Condensed" w:cs="Barlow Semi Condensed" w:eastAsia="Barlow Semi Condensed" w:hAnsi="Barlow Semi Condensed"/>
-                <w:sz w:val="20"/>
-                <w:szCs w:val="20"/>
-              </w:rPr>
-              <w:t xml:space="preserve"> documenti, doppia edizione DOCX e PDF</w:t>
+              <w:t xml:space="preserve">101</w:t>
+            </w:r>
+            <w:r>
+              <w:rPr>
+                <w:rFonts w:ascii="Barlow Semi Condensed" w:cs="Barlow Semi Condensed" w:eastAsia="Barlow Semi Condensed" w:hAnsi="Barlow Semi Condensed"/>
+                <w:sz w:val="20"/>
+                <w:szCs w:val="20"/>
+              </w:rPr>
+              <w:t xml:space="preserve"> documenti, quindici Libri, doppia edizione DOCX e PDF</w:t>
             </w:r>
           </w:p>
         </w:tc>
@@ -401,7 +401,7 @@
                 <w:sz w:val="20"/>
                 <w:szCs w:val="20"/>
               </w:rPr>
-              <w:t xml:space="preserve">39</w:t>
+              <w:t xml:space="preserve">106</w:t>
             </w:r>
           </w:p>
         </w:tc>
@@ -483,7 +483,7 @@
                 <w:sz w:val="20"/>
                 <w:szCs w:val="20"/>
               </w:rPr>
-              <w:t xml:space="preserve">667</w:t>
+              <w:t xml:space="preserve">687</w:t>
             </w:r>
             <w:r>
               <w:rPr>
@@ -501,7 +501,7 @@
                 <w:sz w:val="20"/>
                 <w:szCs w:val="20"/>
               </w:rPr>
-              <w:t xml:space="preserve">1.002</w:t>
+              <w:t xml:space="preserve">1.043</w:t>
             </w:r>
             <w:r>
               <w:rPr>
@@ -519,7 +519,7 @@
                 <w:sz w:val="20"/>
                 <w:szCs w:val="20"/>
               </w:rPr>
-              <w:t xml:space="preserve">344</w:t>
+              <w:t xml:space="preserve">357</w:t>
             </w:r>
             <w:r>
               <w:rPr>
@@ -564,10 +564,20 @@
             <w:r>
               <w:rPr>
                 <w:rFonts w:ascii="Barlow Semi Condensed" w:cs="Barlow Semi Condensed" w:eastAsia="Barlow Semi Condensed" w:hAnsi="Barlow Semi Condensed"/>
-                <w:sz w:val="20"/>
-                <w:szCs w:val="20"/>
-              </w:rPr>
-              <w:t xml:space="preserve">113 grafici, mai meno di due per capitolo</w:t>
+                <w:b/>
+                <w:bCs/>
+                <w:sz w:val="20"/>
+                <w:szCs w:val="20"/>
+              </w:rPr>
+              <w:t xml:space="preserve">235</w:t>
+            </w:r>
+            <w:r>
+              <w:rPr>
+                <w:rFonts w:ascii="Barlow Semi Condensed" w:cs="Barlow Semi Condensed" w:eastAsia="Barlow Semi Condensed" w:hAnsi="Barlow Semi Condensed"/>
+                <w:sz w:val="20"/>
+                <w:szCs w:val="20"/>
+              </w:rPr>
+              <w:t xml:space="preserve"> grafici su 102 capitoli, mai meno di due per capitolo</w:t>
             </w:r>
           </w:p>
         </w:tc>
@@ -577,6 +587,142 @@
       <w:pPr>
         <w:spacing w:after="80"/>
       </w:pPr>
+    </w:p>
+    <w:p>
+      <w:pPr>
+        <w:spacing w:after="120" w:line="276"/>
+        <w:jc w:val="both"/>
+      </w:pPr>
+      <w:r>
+        <w:rPr>
+          <w:rFonts w:ascii="Barlow Semi Condensed" w:cs="Barlow Semi Condensed" w:eastAsia="Barlow Semi Condensed" w:hAnsi="Barlow Semi Condensed"/>
+          <w:i/>
+          <w:iCs/>
+          <w:sz w:val="24"/>
+          <w:szCs w:val="24"/>
+        </w:rPr>
+        <w:t xml:space="preserve">Annotazione del 27 agosto 2026 — Questa tavola è stata aggiornata, e va detto\ da che cosa. Fino al 26 agosto vi si leggeva: opera integrale di </w:t>
+      </w:r>
+      <w:r>
+        <w:rPr>
+          <w:rFonts w:ascii="Barlow Semi Condensed" w:cs="Barlow Semi Condensed" w:eastAsia="Barlow Semi Condensed" w:hAnsi="Barlow Semi Condensed"/>
+          <w:i/>
+          <w:iCs/>
+          <w:sz w:val="24"/>
+          <w:szCs w:val="24"/>
+        </w:rPr>
+        <w:t xml:space="preserve">1.331 pagine\ e 47 documenti</w:t>
+      </w:r>
+      <w:r>
+        <w:rPr>
+          <w:rFonts w:ascii="Barlow Semi Condensed" w:cs="Barlow Semi Condensed" w:eastAsia="Barlow Semi Condensed" w:hAnsi="Barlow Semi Condensed"/>
+          <w:i/>
+          <w:iCs/>
+          <w:sz w:val="24"/>
+          <w:szCs w:val="24"/>
+        </w:rPr>
+        <w:t xml:space="preserve">, </w:t>
+      </w:r>
+      <w:r>
+        <w:rPr>
+          <w:rFonts w:ascii="Barlow Semi Condensed" w:cs="Barlow Semi Condensed" w:eastAsia="Barlow Semi Condensed" w:hAnsi="Barlow Semi Condensed"/>
+          <w:i/>
+          <w:iCs/>
+          <w:sz w:val="24"/>
+          <w:szCs w:val="24"/>
+        </w:rPr>
+        <w:t xml:space="preserve">39</w:t>
+      </w:r>
+      <w:r>
+        <w:rPr>
+          <w:rFonts w:ascii="Barlow Semi Condensed" w:cs="Barlow Semi Condensed" w:eastAsia="Barlow Semi Condensed" w:hAnsi="Barlow Semi Condensed"/>
+          <w:i/>
+          <w:iCs/>
+          <w:sz w:val="24"/>
+          <w:szCs w:val="24"/>
+        </w:rPr>
+        <w:t xml:space="preserve"> documenti in markdown, </w:t>
+      </w:r>
+      <w:r>
+        <w:rPr>
+          <w:rFonts w:ascii="Barlow Semi Condensed" w:cs="Barlow Semi Condensed" w:eastAsia="Barlow Semi Condensed" w:hAnsi="Barlow Semi Condensed"/>
+          <w:i/>
+          <w:iCs/>
+          <w:sz w:val="24"/>
+          <w:szCs w:val="24"/>
+        </w:rPr>
+        <w:t xml:space="preserve">667</w:t>
+      </w:r>
+      <w:r>
+        <w:rPr>
+          <w:rFonts w:ascii="Barlow Semi Condensed" w:cs="Barlow Semi Condensed" w:eastAsia="Barlow Semi Condensed" w:hAnsi="Barlow Semi Condensed"/>
+          <w:i/>
+          <w:iCs/>
+          <w:sz w:val="24"/>
+          <w:szCs w:val="24"/>
+        </w:rPr>
+        <w:t xml:space="preserve"> indirizzi distinti con\ </w:t>
+      </w:r>
+      <w:r>
+        <w:rPr>
+          <w:rFonts w:ascii="Barlow Semi Condensed" w:cs="Barlow Semi Condensed" w:eastAsia="Barlow Semi Condensed" w:hAnsi="Barlow Semi Condensed"/>
+          <w:i/>
+          <w:iCs/>
+          <w:sz w:val="24"/>
+          <w:szCs w:val="24"/>
+        </w:rPr>
+        <w:t xml:space="preserve">1.002</w:t>
+      </w:r>
+      <w:r>
+        <w:rPr>
+          <w:rFonts w:ascii="Barlow Semi Condensed" w:cs="Barlow Semi Condensed" w:eastAsia="Barlow Semi Condensed" w:hAnsi="Barlow Semi Condensed"/>
+          <w:i/>
+          <w:iCs/>
+          <w:sz w:val="24"/>
+          <w:szCs w:val="24"/>
+        </w:rPr>
+        <w:t xml:space="preserve"> citazioni su </w:t>
+      </w:r>
+      <w:r>
+        <w:rPr>
+          <w:rFonts w:ascii="Barlow Semi Condensed" w:cs="Barlow Semi Condensed" w:eastAsia="Barlow Semi Condensed" w:hAnsi="Barlow Semi Condensed"/>
+          <w:i/>
+          <w:iCs/>
+          <w:sz w:val="24"/>
+          <w:szCs w:val="24"/>
+        </w:rPr>
+        <w:t xml:space="preserve">344</w:t>
+      </w:r>
+      <w:r>
+        <w:rPr>
+          <w:rFonts w:ascii="Barlow Semi Condensed" w:cs="Barlow Semi Condensed" w:eastAsia="Barlow Semi Condensed" w:hAnsi="Barlow Semi Condensed"/>
+          <w:i/>
+          <w:iCs/>
+          <w:sz w:val="24"/>
+          <w:szCs w:val="24"/>
+        </w:rPr>
+        <w:t xml:space="preserve"> domini, </w:t>
+      </w:r>
+      <w:r>
+        <w:rPr>
+          <w:rFonts w:ascii="Barlow Semi Condensed" w:cs="Barlow Semi Condensed" w:eastAsia="Barlow Semi Condensed" w:hAnsi="Barlow Semi Condensed"/>
+          <w:i/>
+          <w:iCs/>
+          <w:sz w:val="24"/>
+          <w:szCs w:val="24"/>
+        </w:rPr>
+        <w:t xml:space="preserve">113</w:t>
+      </w:r>
+      <w:r>
+        <w:rPr>
+          <w:rFonts w:ascii="Barlow Semi Condensed" w:cs="Barlow Semi Condensed" w:eastAsia="Barlow Semi Condensed" w:hAnsi="Barlow Semi Condensed"/>
+          <w:i/>
+          <w:iCs/>
+          <w:sz w:val="24"/>
+          <w:szCs w:val="24"/>
+        </w:rPr>
+        <w:t xml:space="preserve"> grafici. Quelle cifre erano esatte\ alla loro data e sono diventate false quando l'opera è cresciuta della terza\ campagna Farnesina, dell'opera seconda sui cinquantacinque giorni e delle undici\ appendici alla Fase settima. Sono lasciate qui accanto alle nuove, e non\ cancellate, perché una scheda che si aggiorna in silenzio non permette a chi l'ha\ già ricevuta di accorgersi che i numeri sono cambiati. Chi ha in mano la\ redazione del 26 agosto legga questa riga: nessuna cifra è stata ritirata come\ sbagliata, tutte sono state superate dalla crescita del corpus. Un esemplare\ dell'allegato in quella redazione, in PDF, è stato ripresentato il 27 agosto ed è\ appunto quello che porta le cifre anteriori.</w:t>
+      </w:r>
     </w:p>
     <w:p>
       <w:pPr>

--- a/_diffusione-opera/ALLEGATO_SCHEDA_DELL_OPERA.docx
+++ b/_diffusione-opera/ALLEGATO_SCHEDA_DELL_OPERA.docx
@@ -29,7 +29,7 @@
           <w:sz w:val="24"/>
           <w:szCs w:val="24"/>
         </w:rPr>
-        <w:t xml:space="preserve">Una pagina. È l'allegato che accompagna ogni proposta, invariato, in modo che tre editori diversi ricevano gli stessi numeri. Aggiornata al 27 agosto 2026.</w:t>
+        <w:t xml:space="preserve">Una pagina. È l'allegato che accompagna ogni proposta, invariato, in modo che tre editori diversi ricevano gli stessi numeri. Aggiornata al 27 agosto 2026, sesta edizione.</w:t>
       </w:r>
     </w:p>
     <w:p>
@@ -330,12 +330,20 @@
             <w:r>
               <w:rPr>
                 <w:rFonts w:ascii="Barlow Semi Condensed" w:cs="Barlow Semi Condensed" w:eastAsia="Barlow Semi Condensed" w:hAnsi="Barlow Semi Condensed"/>
+                <w:sz w:val="20"/>
+                <w:szCs w:val="20"/>
+              </w:rPr>
+              <w:t xml:space="preserve">oltre </w:t>
+            </w:r>
+            <w:r>
+              <w:rPr>
+                <w:rFonts w:ascii="Barlow Semi Condensed" w:cs="Barlow Semi Condensed" w:eastAsia="Barlow Semi Condensed" w:hAnsi="Barlow Semi Condensed"/>
                 <w:b/>
                 <w:bCs/>
                 <w:sz w:val="20"/>
                 <w:szCs w:val="20"/>
               </w:rPr>
-              <w:t xml:space="preserve">2.425</w:t>
+              <w:t xml:space="preserve">2.500</w:t>
             </w:r>
             <w:r>
               <w:rPr>
@@ -353,15 +361,15 @@
                 <w:sz w:val="20"/>
                 <w:szCs w:val="20"/>
               </w:rPr>
-              <w:t xml:space="preserve">101</w:t>
-            </w:r>
-            <w:r>
-              <w:rPr>
-                <w:rFonts w:ascii="Barlow Semi Condensed" w:cs="Barlow Semi Condensed" w:eastAsia="Barlow Semi Condensed" w:hAnsi="Barlow Semi Condensed"/>
-                <w:sz w:val="20"/>
-                <w:szCs w:val="20"/>
-              </w:rPr>
-              <w:t xml:space="preserve"> documenti, quindici Libri, doppia edizione DOCX e PDF</w:t>
+              <w:t xml:space="preserve">108</w:t>
+            </w:r>
+            <w:r>
+              <w:rPr>
+                <w:rFonts w:ascii="Barlow Semi Condensed" w:cs="Barlow Semi Condensed" w:eastAsia="Barlow Semi Condensed" w:hAnsi="Barlow Semi Condensed"/>
+                <w:sz w:val="20"/>
+                <w:szCs w:val="20"/>
+              </w:rPr>
+              <w:t xml:space="preserve"> documenti su 111 del perimetro, quindici Libri e cinque Appendici, doppia edizione DOCX e PDF</w:t>
             </w:r>
           </w:p>
         </w:tc>
@@ -401,7 +409,7 @@
                 <w:sz w:val="20"/>
                 <w:szCs w:val="20"/>
               </w:rPr>
-              <w:t xml:space="preserve">106</w:t>
+              <w:t xml:space="preserve">111</w:t>
             </w:r>
           </w:p>
         </w:tc>
@@ -483,7 +491,7 @@
                 <w:sz w:val="20"/>
                 <w:szCs w:val="20"/>
               </w:rPr>
-              <w:t xml:space="preserve">687</w:t>
+              <w:t xml:space="preserve">736</w:t>
             </w:r>
             <w:r>
               <w:rPr>
@@ -501,7 +509,7 @@
                 <w:sz w:val="20"/>
                 <w:szCs w:val="20"/>
               </w:rPr>
-              <w:t xml:space="preserve">1.043</w:t>
+              <w:t xml:space="preserve">1.332</w:t>
             </w:r>
             <w:r>
               <w:rPr>
@@ -519,7 +527,7 @@
                 <w:sz w:val="20"/>
                 <w:szCs w:val="20"/>
               </w:rPr>
-              <w:t xml:space="preserve">357</w:t>
+              <w:t xml:space="preserve">390</w:t>
             </w:r>
             <w:r>
               <w:rPr>
@@ -569,15 +577,15 @@
                 <w:sz w:val="20"/>
                 <w:szCs w:val="20"/>
               </w:rPr>
-              <w:t xml:space="preserve">235</w:t>
-            </w:r>
-            <w:r>
-              <w:rPr>
-                <w:rFonts w:ascii="Barlow Semi Condensed" w:cs="Barlow Semi Condensed" w:eastAsia="Barlow Semi Condensed" w:hAnsi="Barlow Semi Condensed"/>
-                <w:sz w:val="20"/>
-                <w:szCs w:val="20"/>
-              </w:rPr>
-              <w:t xml:space="preserve"> grafici su 102 capitoli, mai meno di due per capitolo</w:t>
+              <w:t xml:space="preserve">247</w:t>
+            </w:r>
+            <w:r>
+              <w:rPr>
+                <w:rFonts w:ascii="Barlow Semi Condensed" w:cs="Barlow Semi Condensed" w:eastAsia="Barlow Semi Condensed" w:hAnsi="Barlow Semi Condensed"/>
+                <w:sz w:val="20"/>
+                <w:szCs w:val="20"/>
+              </w:rPr>
+              <w:t xml:space="preserve"> grafici su 108 capitoli, mai meno di due per capitolo</w:t>
             </w:r>
           </w:p>
         </w:tc>
@@ -587,6 +595,30 @@
       <w:pPr>
         <w:spacing w:after="80"/>
       </w:pPr>
+    </w:p>
+    <w:p>
+      <w:pPr>
+        <w:spacing w:after="120" w:line="276"/>
+        <w:jc w:val="both"/>
+      </w:pPr>
+      <w:r>
+        <w:rPr>
+          <w:rFonts w:ascii="Barlow Semi Condensed" w:cs="Barlow Semi Condensed" w:eastAsia="Barlow Semi Condensed" w:hAnsi="Barlow Semi Condensed"/>
+          <w:i/>
+          <w:iCs/>
+          <w:sz w:val="24"/>
+          <w:szCs w:val="24"/>
+        </w:rPr>
+        <w:t xml:space="preserve">Sui tre documenti che non entrano.</w:t>
+      </w:r>
+      <w:r>
+        <w:rPr>
+          <w:rFonts w:ascii="Barlow Semi Condensed" w:cs="Barlow Semi Condensed" w:eastAsia="Barlow Semi Condensed" w:hAnsi="Barlow Semi Condensed"/>
+          <w:sz w:val="24"/>
+          <w:szCs w:val="24"/>
+        </w:rPr>
+        <w:t xml:space="preserve"> Il registro delle impronte misura il volume e non può stare dentro ciò che misura; il memorandum operativo si esclude per statuto proprio; la nota sugli strumenti ricevuti riguarda codice e segue i generatori. Il conteggio delle pagine è dato in tondo per la stessa ragione per cui lo è nel foglio del deposito: questa scheda è rilegata nel volume che conta, e ogni volta che vi si scrive il numero esatto il numero cambia. La cifra si legge sulla copertina.*</w:t>
+      </w:r>
     </w:p>
     <w:p>
       <w:pPr>

--- a/_diffusione-opera/ALLEGATO_SCHEDA_DELL_OPERA.docx
+++ b/_diffusione-opera/ALLEGATO_SCHEDA_DELL_OPERA.docx
@@ -343,7 +343,7 @@
                 <w:sz w:val="20"/>
                 <w:szCs w:val="20"/>
               </w:rPr>
-              <w:t xml:space="preserve">2.500</w:t>
+              <w:t xml:space="preserve">2.400</w:t>
             </w:r>
             <w:r>
               <w:rPr>
@@ -361,15 +361,33 @@
                 <w:sz w:val="20"/>
                 <w:szCs w:val="20"/>
               </w:rPr>
-              <w:t xml:space="preserve">108</w:t>
-            </w:r>
-            <w:r>
-              <w:rPr>
-                <w:rFonts w:ascii="Barlow Semi Condensed" w:cs="Barlow Semi Condensed" w:eastAsia="Barlow Semi Condensed" w:hAnsi="Barlow Semi Condensed"/>
-                <w:sz w:val="20"/>
-                <w:szCs w:val="20"/>
-              </w:rPr>
-              <w:t xml:space="preserve"> documenti su 111 del perimetro, quindici Libri e cinque Appendici, doppia edizione DOCX e PDF</w:t>
+              <w:t xml:space="preserve">101</w:t>
+            </w:r>
+            <w:r>
+              <w:rPr>
+                <w:rFonts w:ascii="Barlow Semi Condensed" w:cs="Barlow Semi Condensed" w:eastAsia="Barlow Semi Condensed" w:hAnsi="Barlow Semi Condensed"/>
+                <w:sz w:val="20"/>
+                <w:szCs w:val="20"/>
+              </w:rPr>
+              <w:t xml:space="preserve"> documenti su 104 del perimetro, </w:t>
+            </w:r>
+            <w:r>
+              <w:rPr>
+                <w:rFonts w:ascii="Barlow Semi Condensed" w:cs="Barlow Semi Condensed" w:eastAsia="Barlow Semi Condensed" w:hAnsi="Barlow Semi Condensed"/>
+                <w:b/>
+                <w:bCs/>
+                <w:sz w:val="20"/>
+                <w:szCs w:val="20"/>
+              </w:rPr>
+              <w:t xml:space="preserve">tredici Libri</w:t>
+            </w:r>
+            <w:r>
+              <w:rPr>
+                <w:rFonts w:ascii="Barlow Semi Condensed" w:cs="Barlow Semi Condensed" w:eastAsia="Barlow Semi Condensed" w:hAnsi="Barlow Semi Condensed"/>
+                <w:sz w:val="20"/>
+                <w:szCs w:val="20"/>
+              </w:rPr>
+              <w:t xml:space="preserve"> e cinque Appendici, doppia edizione DOCX e PDF</w:t>
             </w:r>
           </w:p>
         </w:tc>
@@ -409,7 +427,7 @@
                 <w:sz w:val="20"/>
                 <w:szCs w:val="20"/>
               </w:rPr>
-              <w:t xml:space="preserve">111</w:t>
+              <w:t xml:space="preserve">104</w:t>
             </w:r>
           </w:p>
         </w:tc>
@@ -577,15 +595,15 @@
                 <w:sz w:val="20"/>
                 <w:szCs w:val="20"/>
               </w:rPr>
-              <w:t xml:space="preserve">247</w:t>
-            </w:r>
-            <w:r>
-              <w:rPr>
-                <w:rFonts w:ascii="Barlow Semi Condensed" w:cs="Barlow Semi Condensed" w:eastAsia="Barlow Semi Condensed" w:hAnsi="Barlow Semi Condensed"/>
-                <w:sz w:val="20"/>
-                <w:szCs w:val="20"/>
-              </w:rPr>
-              <w:t xml:space="preserve"> grafici su 108 capitoli, mai meno di due per capitolo</w:t>
+              <w:t xml:space="preserve">235</w:t>
+            </w:r>
+            <w:r>
+              <w:rPr>
+                <w:rFonts w:ascii="Barlow Semi Condensed" w:cs="Barlow Semi Condensed" w:eastAsia="Barlow Semi Condensed" w:hAnsi="Barlow Semi Condensed"/>
+                <w:sz w:val="20"/>
+                <w:szCs w:val="20"/>
+              </w:rPr>
+              <w:t xml:space="preserve"> grafici su 102 capitoli, mai meno di due per capitolo</w:t>
             </w:r>
           </w:p>
         </w:tc>
@@ -1409,6 +1427,84 @@
           <w:szCs w:val="24"/>
         </w:rPr>
         <w:t xml:space="preserve">Un'indagine produce atti, non colpevoli.</w:t>
+      </w:r>
+    </w:p>
+    <w:p>
+      <w:pPr>
+        <w:spacing w:after="120" w:line="276"/>
+        <w:jc w:val="both"/>
+      </w:pPr>
+      <w:r>
+        <w:rPr>
+          <w:rFonts w:ascii="Barlow Semi Condensed" w:cs="Barlow Semi Condensed" w:eastAsia="Barlow Semi Condensed" w:hAnsi="Barlow Semi Condensed"/>
+          <w:i/>
+          <w:iCs/>
+          <w:sz w:val="24"/>
+          <w:szCs w:val="24"/>
+        </w:rPr>
+        <w:t xml:space="preserve">Annotazione del 27 agosto 2026 — la rimozione del materiale su Guevara.</w:t>
+      </w:r>
+      <w:r>
+        <w:rPr>
+          <w:rFonts w:ascii="Barlow Semi Condensed" w:cs="Barlow Semi Condensed" w:eastAsia="Barlow Semi Condensed" w:hAnsi="Barlow Semi Condensed"/>
+          <w:sz w:val="24"/>
+          <w:szCs w:val="24"/>
+        </w:rPr>
+        <w:t xml:space="preserve"> Per decisione dell'autore l'opera è stata privata del </w:t>
+      </w:r>
+      <w:r>
+        <w:rPr>
+          <w:rFonts w:ascii="Barlow Semi Condensed" w:cs="Barlow Semi Condensed" w:eastAsia="Barlow Semi Condensed" w:hAnsi="Barlow Semi Condensed"/>
+          <w:b/>
+          <w:bCs/>
+          <w:sz w:val="24"/>
+          <w:szCs w:val="24"/>
+        </w:rPr>
+        <w:t xml:space="preserve">Libro secondo</w:t>
+      </w:r>
+      <w:r>
+        <w:rPr>
+          <w:rFonts w:ascii="Barlow Semi Condensed" w:cs="Barlow Semi Condensed" w:eastAsia="Barlow Semi Condensed" w:hAnsi="Barlow Semi Condensed"/>
+          <w:sz w:val="24"/>
+          <w:szCs w:val="24"/>
+        </w:rPr>
+        <w:t xml:space="preserve"> e del </w:t>
+      </w:r>
+      <w:r>
+        <w:rPr>
+          <w:rFonts w:ascii="Barlow Semi Condensed" w:cs="Barlow Semi Condensed" w:eastAsia="Barlow Semi Condensed" w:hAnsi="Barlow Semi Condensed"/>
+          <w:b/>
+          <w:bCs/>
+          <w:sz w:val="24"/>
+          <w:szCs w:val="24"/>
+        </w:rPr>
+        <w:t xml:space="preserve">Libro terzo</w:t>
+      </w:r>
+      <w:r>
+        <w:rPr>
+          <w:rFonts w:ascii="Barlow Semi Condensed" w:cs="Barlow Semi Condensed" w:eastAsia="Barlow Semi Condensed" w:hAnsi="Barlow Semi Condensed"/>
+          <w:sz w:val="24"/>
+          <w:szCs w:val="24"/>
+        </w:rPr>
+        <w:t xml:space="preserve"> — il saggio-cerniera «Dal Che a Moro» e la parabola di Ernesto Guevara in sei parti, 17.769 parole — insieme al volume tematico che li rilegava a parte. Le cifre qui sopra sono quelle risultanti. </w:t>
+      </w:r>
+      <w:r>
+        <w:rPr>
+          <w:rFonts w:ascii="Barlow Semi Condensed" w:cs="Barlow Semi Condensed" w:eastAsia="Barlow Semi Condensed" w:hAnsi="Barlow Semi Condensed"/>
+          <w:b/>
+          <w:bCs/>
+          <w:sz w:val="24"/>
+          <w:szCs w:val="24"/>
+        </w:rPr>
+        <w:t xml:space="preserve">La numerazione dei Libri superstiti non è stata rifatta</w:t>
+      </w:r>
+      <w:r>
+        <w:rPr>
+          <w:rFonts w:ascii="Barlow Semi Condensed" w:cs="Barlow Semi Condensed" w:eastAsia="Barlow Semi Condensed" w:hAnsi="Barlow Semi Condensed"/>
+          <w:sz w:val="24"/>
+          <w:szCs w:val="24"/>
+        </w:rPr>
+        <w:t xml:space="preserve">: dopo il Libro primo viene il Libro quarto, e il salto è voluto, perché rinumerare renderebbe invisibile la rimozione e falsificherebbe ogni citazione anteriore.</w:t>
       </w:r>
     </w:p>
     <w:sectPr>

--- a/_diffusione-opera/ALLEGATO_SCHEDA_DELL_OPERA.docx
+++ b/_diffusione-opera/ALLEGATO_SCHEDA_DELL_OPERA.docx
@@ -1310,25 +1310,67 @@
           <w:sz w:val="24"/>
           <w:szCs w:val="24"/>
         </w:rPr>
-        <w:t xml:space="preserve">, che resta apparato di consultazione. È il saggio breve che ne nasce: </w:t>
-      </w:r>
-      <w:r>
-        <w:rPr>
-          <w:rFonts w:ascii="Barlow Semi Condensed" w:cs="Barlow Semi Condensed" w:eastAsia="Barlow Semi Condensed" w:hAnsi="Barlow Semi Condensed"/>
-          <w:b/>
-          <w:bCs/>
-          <w:sz w:val="24"/>
-          <w:szCs w:val="24"/>
-        </w:rPr>
-        <w:t xml:space="preserve">140-200 pagine</w:t>
-      </w:r>
-      <w:r>
-        <w:rPr>
-          <w:rFonts w:ascii="Barlow Semi Condensed" w:cs="Barlow Semi Condensed" w:eastAsia="Barlow Semi Condensed" w:hAnsi="Barlow Semi Condensed"/>
-          <w:sz w:val="24"/>
-          <w:szCs w:val="24"/>
-        </w:rPr>
-        <w:t xml:space="preserve">, sette capitoli, il resoconto dell'esperimento e dei suoi fallimenti metodologici. Il caso Moro vi funziona da banco di prova e non da oggetto.</w:t>
+        <w:t xml:space="preserve">, che resta apparato di consultazione. È il libro che ne nasce: </w:t>
+      </w:r>
+      <w:r>
+        <w:rPr>
+          <w:rFonts w:ascii="Barlow Semi Condensed" w:cs="Barlow Semi Condensed" w:eastAsia="Barlow Semi Condensed" w:hAnsi="Barlow Semi Condensed"/>
+          <w:b/>
+          <w:bCs/>
+          <w:sz w:val="24"/>
+          <w:szCs w:val="24"/>
+        </w:rPr>
+        <w:t xml:space="preserve">«Ottanta anni di Pace», romanzo evidence-based in sette parti</w:t>
+      </w:r>
+      <w:r>
+        <w:rPr>
+          <w:rFonts w:ascii="Barlow Semi Condensed" w:cs="Barlow Semi Condensed" w:eastAsia="Barlow Semi Condensed" w:hAnsi="Barlow Semi Condensed"/>
+          <w:sz w:val="24"/>
+          <w:szCs w:val="24"/>
+        </w:rPr>
+        <w:t xml:space="preserve">, il resoconto dell'esperimento e dei suoi fallimenti metodologici. Il caso Moro vi funziona da banco di prova e non da oggetto: </w:t>
+      </w:r>
+      <w:r>
+        <w:rPr>
+          <w:rFonts w:ascii="Barlow Semi Condensed" w:cs="Barlow Semi Condensed" w:eastAsia="Barlow Semi Condensed" w:hAnsi="Barlow Semi Condensed"/>
+          <w:b/>
+          <w:bCs/>
+          <w:sz w:val="24"/>
+          <w:szCs w:val="24"/>
+        </w:rPr>
+        <w:t xml:space="preserve">il libro non è sul caso Moro, è su che cosa succede quando si prova a verificarlo.</w:t>
+      </w:r>
+    </w:p>
+    <w:p>
+      <w:pPr>
+        <w:spacing w:after="120" w:line="276"/>
+        <w:jc w:val="both"/>
+      </w:pPr>
+      <w:r>
+        <w:rPr>
+          <w:rFonts w:ascii="Barlow Semi Condensed" w:cs="Barlow Semi Condensed" w:eastAsia="Barlow Semi Condensed" w:hAnsi="Barlow Semi Condensed"/>
+          <w:sz w:val="24"/>
+          <w:szCs w:val="24"/>
+        </w:rPr>
+        <w:t xml:space="preserve">Il libro parla </w:t>
+      </w:r>
+      <w:r>
+        <w:rPr>
+          <w:rFonts w:ascii="Barlow Semi Condensed" w:cs="Barlow Semi Condensed" w:eastAsia="Barlow Semi Condensed" w:hAnsi="Barlow Semi Condensed"/>
+          <w:b/>
+          <w:bCs/>
+          <w:sz w:val="24"/>
+          <w:szCs w:val="24"/>
+        </w:rPr>
+        <w:t xml:space="preserve">con la voce di Aldo Moro, in prosopopea dichiarata</w:t>
+      </w:r>
+      <w:r>
+        <w:rPr>
+          <w:rFonts w:ascii="Barlow Semi Condensed" w:cs="Barlow Semi Condensed" w:eastAsia="Barlow Semi Condensed" w:hAnsi="Barlow Semi Condensed"/>
+          <w:sz w:val="24"/>
+          <w:szCs w:val="24"/>
+        </w:rPr>
+        <w:t xml:space="preserve"> a ogni apertura di capitolo — non sono sue parole — e con un limite che non si negozia: la voce prestata ragiona sulla prova, che fu la materia insegnata a Bari per vent'anni, e mai sui fatti del suo caso. Ogni capitolo è a due voci alternate: in corsivo la prosopopea, in tondo l'apparato coi gradi.</w:t>
       </w:r>
     </w:p>
     <w:p>
@@ -1356,25 +1398,67 @@
           <w:sz w:val="24"/>
           <w:szCs w:val="24"/>
         </w:rPr>
-        <w:t xml:space="preserve">Corpus completo e verificato. Struttura del saggio definita, sette casi documentati, </w:t>
-      </w:r>
-      <w:r>
-        <w:rPr>
-          <w:rFonts w:ascii="Barlow Semi Condensed" w:cs="Barlow Semi Condensed" w:eastAsia="Barlow Semi Condensed" w:hAnsi="Barlow Semi Condensed"/>
-          <w:b/>
-          <w:bCs/>
-          <w:sz w:val="24"/>
-          <w:szCs w:val="24"/>
-        </w:rPr>
-        <w:t xml:space="preserve">capitolo campione scritto</w:t>
-      </w:r>
-      <w:r>
-        <w:rPr>
-          <w:rFonts w:ascii="Barlow Semi Condensed" w:cs="Barlow Semi Condensed" w:eastAsia="Barlow Semi Condensed" w:hAnsi="Barlow Semi Condensed"/>
-          <w:sz w:val="24"/>
-          <w:szCs w:val="24"/>
-        </w:rPr>
-        <w:t xml:space="preserve">. Il resto del testo è da scrivere.</w:t>
+        <w:t xml:space="preserve">Corpus completo e verificato. </w:t>
+      </w:r>
+      <w:r>
+        <w:rPr>
+          <w:rFonts w:ascii="Barlow Semi Condensed" w:cs="Barlow Semi Condensed" w:eastAsia="Barlow Semi Condensed" w:hAnsi="Barlow Semi Condensed"/>
+          <w:b/>
+          <w:bCs/>
+          <w:sz w:val="24"/>
+          <w:szCs w:val="24"/>
+        </w:rPr>
+        <w:t xml:space="preserve">Prima stesura del libro completa</w:t>
+      </w:r>
+      <w:r>
+        <w:rPr>
+          <w:rFonts w:ascii="Barlow Semi Condensed" w:cs="Barlow Semi Condensed" w:eastAsia="Barlow Semi Condensed" w:hAnsi="Barlow Semi Condensed"/>
+          <w:sz w:val="24"/>
+          <w:szCs w:val="24"/>
+        </w:rPr>
+        <w:t xml:space="preserve">: sette parti su sette, quaranta pagine, circa 16.700 parole, rilegate in un volume unico nelle tre forme. La stesura è stata letta di seguito e </w:t>
+      </w:r>
+      <w:r>
+        <w:rPr>
+          <w:rFonts w:ascii="Barlow Semi Condensed" w:cs="Barlow Semi Condensed" w:eastAsia="Barlow Semi Condensed" w:hAnsi="Barlow Semi Condensed"/>
+          <w:b/>
+          <w:bCs/>
+          <w:sz w:val="24"/>
+          <w:szCs w:val="24"/>
+        </w:rPr>
+        <w:t xml:space="preserve">misurata</w:t>
+      </w:r>
+      <w:r>
+        <w:rPr>
+          <w:rFonts w:ascii="Barlow Semi Condensed" w:cs="Barlow Semi Condensed" w:eastAsia="Barlow Semi Condensed" w:hAnsi="Barlow Semi Condensed"/>
+          <w:sz w:val="24"/>
+          <w:szCs w:val="24"/>
+        </w:rPr>
+        <w:t xml:space="preserve">: le due voci stanno fra il 52% e il 66% di corsivo, le sette parti fra 1.998 e 2.386 parole, la ripetizione fra capitoli è dello 0,5% in due soli incroci, entrambi voluti; le note di revisione sono nell'opera.</w:t>
+      </w:r>
+    </w:p>
+    <w:p>
+      <w:pPr>
+        <w:spacing w:after="120" w:line="276"/>
+        <w:jc w:val="both"/>
+      </w:pPr>
+      <w:r>
+        <w:rPr>
+          <w:rFonts w:ascii="Barlow Semi Condensed" w:cs="Barlow Semi Condensed" w:eastAsia="Barlow Semi Condensed" w:hAnsi="Barlow Semi Condensed"/>
+          <w:b/>
+          <w:bCs/>
+          <w:sz w:val="24"/>
+          <w:szCs w:val="24"/>
+        </w:rPr>
+        <w:t xml:space="preserve">La lunghezza resta una domanda aperta, e si dichiara come tale.</w:t>
+      </w:r>
+      <w:r>
+        <w:rPr>
+          <w:rFonts w:ascii="Barlow Semi Condensed" w:cs="Barlow Semi Condensed" w:eastAsia="Barlow Semi Condensed" w:hAnsi="Barlow Semi Condensed"/>
+          <w:sz w:val="24"/>
+          <w:szCs w:val="24"/>
+        </w:rPr>
+        <w:t xml:space="preserve"> Il progetto prevedeva 250 pagine; la stesura ne fa quaranta, tenute strette. Il materiale per estenderle c'è; la misura giusta la decide l'editore che conosce il proprio catalogo, e diluire un libro che regge è più facile che scriverne uno che regga.</w:t>
       </w:r>
     </w:p>
     <w:p>

--- a/_diffusione-opera/ALLEGATO_SCHEDA_DELL_OPERA.docx
+++ b/_diffusione-opera/ALLEGATO_SCHEDA_DELL_OPERA.docx
@@ -1416,7 +1416,7 @@
           <w:sz w:val="24"/>
           <w:szCs w:val="24"/>
         </w:rPr>
-        <w:t xml:space="preserve">: sette parti su sette, quaranta pagine, circa 16.700 parole, rilegate in un volume unico nelle tre forme. La stesura è stata letta di seguito e </w:t>
+        <w:t xml:space="preserve">: sette parti su sette, più il registro di chiusura in diciannove voci; quarantaquattro pagine, circa 19.500 parole, rilegate in un volume unico nelle tre forme. La stesura è stata letta di seguito e </w:t>
       </w:r>
       <w:r>
         <w:rPr>

--- a/_diffusione-opera/ALLEGATO_SCHEDA_DELL_OPERA.docx
+++ b/_diffusione-opera/ALLEGATO_SCHEDA_DELL_OPERA.docx
@@ -30,6 +30,60 @@
           <w:szCs w:val="24"/>
         </w:rPr>
         <w:t xml:space="preserve">Una pagina. È l'allegato che accompagna ogni proposta, invariato, in modo che tre editori diversi ricevano gli stessi numeri. Aggiornata al 27 agosto 2026, sesta edizione.</w:t>
+      </w:r>
+    </w:p>
+    <w:p>
+      <w:pPr>
+        <w:pBdr>
+          <w:bottom w:val="single" w:color="999999" w:sz="6" w:space="1"/>
+        </w:pBdr>
+        <w:spacing w:after="80"/>
+      </w:pPr>
+    </w:p>
+    <w:p>
+      <w:pPr>
+        <w:pBdr>
+          <w:left w:val="single" w:color="1F3864" w:sz="18" w:space="8"/>
+        </w:pBdr>
+        <w:spacing w:after="80" w:before="80"/>
+        <w:ind w:left="360" w:right="360"/>
+        <w:jc w:val="both"/>
+      </w:pPr>
+      <w:r>
+        <w:rPr>
+          <w:rFonts w:ascii="Barlow Semi Condensed" w:cs="Barlow Semi Condensed" w:eastAsia="Barlow Semi Condensed" w:hAnsi="Barlow Semi Condensed"/>
+          <w:b/>
+          <w:bCs/>
+          <w:sz w:val="24"/>
+          <w:szCs w:val="24"/>
+        </w:rPr>
+        <w:t xml:space="preserve">Deposito pubblico.</w:t>
+      </w:r>
+      <w:r>
+        <w:rPr>
+          <w:rFonts w:ascii="Barlow Semi Condensed" w:cs="Barlow Semi Condensed" w:eastAsia="Barlow Semi Condensed" w:hAnsi="Barlow Semi Condensed"/>
+          <w:sz w:val="24"/>
+          <w:szCs w:val="24"/>
+        </w:rPr>
+        <w:t xml:space="preserve"> L'opera è depositata e citabile all'indirizzo </w:t>
+      </w:r>
+      <w:r>
+        <w:rPr>
+          <w:rFonts w:ascii="Barlow Semi Condensed" w:cs="Barlow Semi Condensed" w:eastAsia="Barlow Semi Condensed" w:hAnsi="Barlow Semi Condensed"/>
+          <w:b/>
+          <w:bCs/>
+          <w:sz w:val="24"/>
+          <w:szCs w:val="24"/>
+        </w:rPr>
+        <w:t xml:space="preserve">{{DOI}}</w:t>
+      </w:r>
+      <w:r>
+        <w:rPr>
+          <w:rFonts w:ascii="Barlow Semi Condensed" w:cs="Barlow Semi Condensed" w:eastAsia="Barlow Semi Condensed" w:hAnsi="Barlow Semi Condensed"/>
+          <w:sz w:val="24"/>
+          <w:szCs w:val="24"/>
+        </w:rPr>
+        <w:t xml:space="preserve">. Il manifesto delle impronte SHA-256 consente di verificare che i file ricevuti siano quelli depositati.</w:t>
       </w:r>
     </w:p>
     <w:p>
